--- a/02_LEZIONE_2/STANDARD/L2_scheda_sistema_documento.docx
+++ b/02_LEZIONE_2/STANDARD/L2_scheda_sistema_documento.docx
@@ -529,7 +529,17 @@
       </w:r>
       <w:r>
         <w:rPr/>
-        <w:t xml:space="preserve"> bene: se selezioni male, formatti male (o formatti la cosa sbagliata). Scarica </w:t>
+        <w:t xml:space="preserve"> bene: se selezioni male, formatti male (o formatti la cosa sbagliata). Apri la palestra dal </w:t>
+      </w:r>
+      <w:r>
+        <w:rPr>
+          <w:b/>
+        </w:rPr>
+        <w:t>link</w:t>
+      </w:r>
+      <w:r>
+        <w:rPr/>
+        <w:t xml:space="preserve"> nella consegna di Classroom (oppure scarica </w:t>
       </w:r>
       <w:r>
         <w:rPr>
@@ -539,7 +549,7 @@
       </w:r>
       <w:r>
         <w:rPr/>
-        <w:t xml:space="preserve"> e aprilo con doppio clic. Se in alto compare il nome di un altro studente, premi </w:t>
+        <w:t xml:space="preserve"> e aprilo con doppio clic). Se in alto compare il nome di un altro studente, premi </w:t>
       </w:r>
       <w:r>
         <w:rPr>
